--- a/docs/Pt_工程师版_v6.1.docx
+++ b/docs/Pt_工程师版_v6.1.docx
@@ -1536,7 +1536,7 @@
           <wp:inline>
             <wp:extent cx="5334000" cy="3086315"/>
             <wp:effectExtent b="0" l="0" r="0" t="0"/>
-            <wp:docPr descr="图 5　入口片立体示意（厚度方向放大 7 倍）：一根空心的实体铂管穿过一片实体法兰，舌片与圆盘是同一块板；本档没有台阶。" title="" id="26" name="Picture"/>
+            <wp:docPr descr="图 5　入口片立体示意（厚度方向放大 7 倍）：一根实体铂管穿过一片实体法兰（示意图上管端不画孔），舌片与圆盘是同一块板；本档没有台阶。" title="" id="26" name="Picture"/>
             <a:graphic>
               <a:graphicData uri="http://schemas.openxmlformats.org/drawingml/2006/picture">
                 <pic:pic>
@@ -1600,7 +1600,7 @@
         <w:rPr>
           <w:rFonts w:hint="eastAsia"/>
         </w:rPr>
-        <w:t xml:space="preserve">倍）：一根空心的实体铂管穿过一片实体法兰，舌片与圆盘是同一块板；本档没有台阶。</w:t>
+        <w:t xml:space="preserve">倍）：一根实体铂管穿过一片实体法兰（示意图上管端不画孔），舌片与圆盘是同一块板；本档没有台阶。</w:t>
       </w:r>
     </w:p>
     <w:p>

--- a/docs/Pt_工程师版_v6.1.docx
+++ b/docs/Pt_工程师版_v6.1.docx
@@ -568,7 +568,16 @@
               <w:rPr>
                 <w:rFonts w:hint="eastAsia"/>
               </w:rPr>
-              <w:t xml:space="preserve">抽热窗口：管孔净流入最小</w:t>
+              <w:t xml:space="preserve">按</w:t>
+            </w:r>
+            <w:r>
+              <w:t xml:space="preserve"> v6.0 </w:t>
+            </w:r>
+            <w:r>
+              <w:rPr>
+                <w:rFonts w:hint="eastAsia"/>
+              </w:rPr>
+              <w:t xml:space="preserve">链解一次（导航网格）：热学判据都过（管孔净流入</w:t>
             </w:r>
             <w:r>
               <w:t xml:space="preserve"> 1.1 </w:t>
@@ -577,16 +586,7 @@
               <w:rPr>
                 <w:rFonts w:hint="eastAsia"/>
               </w:rPr>
-              <w:t xml:space="preserve">W（须</w:t>
-            </w:r>
-            <w:r>
-              <w:t xml:space="preserve"> &gt; </w:t>
-            </w:r>
-            <w:r>
-              <w:rPr>
-                <w:rFonts w:hint="eastAsia"/>
-              </w:rPr>
-              <w:t xml:space="preserve">0）；法兰增量温降粗网格</w:t>
+              <w:t xml:space="preserve">W、法兰增量温降</w:t>
             </w:r>
             <w:r>
               <w:t xml:space="preserve"> 4.7 </w:t>
@@ -595,16 +595,34 @@
               <w:rPr>
                 <w:rFonts w:hint="eastAsia"/>
               </w:rPr>
-              <w:t xml:space="preserve">K、加密复算后</w:t>
-            </w:r>
-            <w:r>
-              <w:t xml:space="preserve"> 10.3 </w:t>
-            </w:r>
-            <w:r>
-              <w:rPr>
-                <w:rFonts w:hint="eastAsia"/>
-              </w:rPr>
-              <w:t xml:space="preserve">K（限</w:t>
+              <w:t xml:space="preserve">K、圆盘区</w:t>
+            </w:r>
+            <w:r>
+              <w:t xml:space="preserve"> −0.2 </w:t>
+            </w:r>
+            <w:r>
+              <w:rPr>
+                <w:rFonts w:hint="eastAsia"/>
+              </w:rPr>
+              <w:t xml:space="preserve">K）；卡住它的是「法兰截面</w:t>
+            </w:r>
+            <w:r>
+              <w:t xml:space="preserve"> J」27.7 &gt; </w:t>
+            </w:r>
+            <w:r>
+              <w:rPr>
+                <w:rFonts w:hint="eastAsia"/>
+              </w:rPr>
+              <w:t xml:space="preserve">11——舌片按</w:t>
+            </w:r>
+            <w:r>
+              <w:t xml:space="preserve"> J = 10 </w:t>
+            </w:r>
+            <w:r>
+              <w:rPr>
+                <w:rFonts w:hint="eastAsia"/>
+              </w:rPr>
+              <w:t xml:space="preserve">要加厚到</w:t>
             </w:r>
             <w:r>
               <w:t xml:space="preserve"> </w:t>
@@ -613,7 +631,25 @@
               <w:rPr>
                 <w:rFonts w:hint="eastAsia"/>
               </w:rPr>
-              <w:t xml:space="preserve">10）——所以出图前一定要在细网格上重解</w:t>
+              <w:t xml:space="preserve">2.03／3.51</w:t>
+            </w:r>
+            <w:r>
+              <w:t xml:space="preserve"> </w:t>
+            </w:r>
+            <w:r>
+              <w:rPr>
+                <w:rFonts w:hint="eastAsia"/>
+              </w:rPr>
+              <w:t xml:space="preserve">mm（2.4</w:t>
+            </w:r>
+            <w:r>
+              <w:t xml:space="preserve"> </w:t>
+            </w:r>
+            <w:r>
+              <w:rPr>
+                <w:rFonts w:hint="eastAsia"/>
+              </w:rPr>
+              <w:t xml:space="preserve">节）</w:t>
             </w:r>
           </w:p>
         </w:tc>
@@ -626,9 +662,9 @@
       <w:r>
         <w:drawing>
           <wp:inline>
-            <wp:extent cx="5334000" cy="2373537"/>
+            <wp:extent cx="5334000" cy="2572870"/>
             <wp:effectExtent b="0" l="0" r="0" t="0"/>
-            <wp:docPr descr="图 1　现役记录的判据裕度。粗网格看着宽，加密后法兰增量温降越限；核算整线会自己走到细网格重解。" title="" id="11" name="Picture"/>
+            <wp:docPr descr="图 1　现役记录按 v6.0 链解一次（导航网格）的判据裕度：热学有裕度，法兰截面 J 越限。" title="" id="11" name="Picture"/>
             <a:graphic>
               <a:graphicData uri="http://schemas.openxmlformats.org/drawingml/2006/picture">
                 <pic:pic>
@@ -647,7 +683,7 @@
                   <pic:spPr bwMode="auto">
                     <a:xfrm>
                       <a:off x="0" y="0"/>
-                      <a:ext cx="5334000" cy="2373537"/>
+                      <a:ext cx="5334000" cy="2572870"/>
                     </a:xfrm>
                     <a:prstGeom prst="rect">
                       <a:avLst/>
@@ -683,7 +719,25 @@
         <w:rPr>
           <w:rFonts w:hint="eastAsia"/>
         </w:rPr>
-        <w:t xml:space="preserve">现役记录的判据裕度。粗网格看着宽，加密后法兰增量温降越限；核算整线会自己走到细网格重解。</w:t>
+        <w:t xml:space="preserve">现役记录按</w:t>
+      </w:r>
+      <w:r>
+        <w:t xml:space="preserve"> v6.0 </w:t>
+      </w:r>
+      <w:r>
+        <w:rPr>
+          <w:rFonts w:hint="eastAsia"/>
+        </w:rPr>
+        <w:t xml:space="preserve">链解一次（导航网格）的判据裕度：热学有裕度，法兰截面</w:t>
+      </w:r>
+      <w:r>
+        <w:t xml:space="preserve"> J </w:t>
+      </w:r>
+      <w:r>
+        <w:rPr>
+          <w:rFonts w:hint="eastAsia"/>
+        </w:rPr>
+        <w:t xml:space="preserve">越限。</w:t>
       </w:r>
     </w:p>
     <w:bookmarkEnd w:id="13"/>
@@ -831,7 +885,7 @@
         <w:rPr>
           <w:rFonts w:hint="eastAsia"/>
         </w:rPr>
-        <w:t xml:space="preserve">倍。现场失效全部卡在这两片，不是巧合。</w:t>
+        <w:t xml:space="preserve">倍。现场失效出在这两片（共用片升温烧断）。</w:t>
       </w:r>
     </w:p>
     <w:bookmarkStart w:id="20" w:name="尺寸表"/>
@@ -1235,7 +1289,7 @@
           <wp:inline>
             <wp:extent cx="5334000" cy="2500312"/>
             <wp:effectExtent b="0" l="0" r="0" t="0"/>
-            <wp:docPr descr="图 3　四片各不相同：共用片比端片厚 2.7～3.4 倍；舌保温都在 0.3～0.5 mm，几乎等于不包。" title="" id="18" name="Picture"/>
+            <wp:docPr descr="图 3　四片各不相同：共用片比端片厚 2.6～3.4 倍；舌保温都在 0.3～0.5 mm，几乎等于不包。" title="" id="18" name="Picture"/>
             <a:graphic>
               <a:graphicData uri="http://schemas.openxmlformats.org/drawingml/2006/picture">
                 <pic:pic>
@@ -1299,7 +1353,7 @@
         <w:rPr>
           <w:rFonts w:hint="eastAsia"/>
         </w:rPr>
-        <w:t xml:space="preserve">2.7～3.4</w:t>
+        <w:t xml:space="preserve">2.6～3.4</w:t>
       </w:r>
       <w:r>
         <w:t xml:space="preserve"> </w:t>
@@ -1536,7 +1590,7 @@
           <wp:inline>
             <wp:extent cx="5334000" cy="3086315"/>
             <wp:effectExtent b="0" l="0" r="0" t="0"/>
-            <wp:docPr descr="图 5　入口片立体示意（厚度方向放大 7 倍）：一根实体铂管穿过一片实体法兰（示意图上管端不画孔），舌片与圆盘是同一块板；本档没有台阶。" title="" id="26" name="Picture"/>
+            <wp:docPr descr="图 5　入口片立体示意（厚度方向放大 7 倍）：一根实体铂管穿过一片实体法兰（示意图上管端不画孔），舌片与圆盘是同一块板；现役记录（旧链产物）没有台阶、盘身与舌片同厚。" title="" id="26" name="Picture"/>
             <a:graphic>
               <a:graphicData uri="http://schemas.openxmlformats.org/drawingml/2006/picture">
                 <pic:pic>
@@ -1600,7 +1654,7 @@
         <w:rPr>
           <w:rFonts w:hint="eastAsia"/>
         </w:rPr>
-        <w:t xml:space="preserve">倍）：一根实体铂管穿过一片实体法兰（示意图上管端不画孔），舌片与圆盘是同一块板；本档没有台阶。</w:t>
+        <w:t xml:space="preserve">倍）：一根实体铂管穿过一片实体法兰（示意图上管端不画孔），舌片与圆盘是同一块板；现役记录（旧链产物）没有台阶、盘身与舌片同厚。</w:t>
       </w:r>
     </w:p>
     <w:p>
@@ -1903,7 +1957,7 @@
           <wp:inline>
             <wp:extent cx="5334000" cy="3048000"/>
             <wp:effectExtent b="0" l="0" r="0" t="0"/>
-            <wp:docPr descr="图 7　现役记录入口片的温度场（°C）。舌端 450 °C 是铜排夹持温度；最高 1234.7 °C 出在舌片近盘处（舌片自热，比管温高 85 K）；圆盘区与管温齐平。" title="" id="33" name="Picture"/>
+            <wp:docPr descr="图 7　现役记录入口片的温度场（°C）。舌端 450 °C 是铜排夹持温度；最高 1234.7 °C 出在舌片近盘处（舌片自热，比管温高 88 K）；圆盘区与管温齐平。" title="" id="33" name="Picture"/>
             <a:graphic>
               <a:graphicData uri="http://schemas.openxmlformats.org/drawingml/2006/picture">
                 <pic:pic>
@@ -1979,7 +2033,7 @@
         <w:t xml:space="preserve">出在舌片近盘处（舌片自热，比管温高</w:t>
       </w:r>
       <w:r>
-        <w:t xml:space="preserve"> 85 </w:t>
+        <w:t xml:space="preserve"> 88 </w:t>
       </w:r>
       <w:r>
         <w:rPr>
@@ -2915,7 +2969,25 @@
         <w:rPr>
           <w:rFonts w:hint="eastAsia"/>
         </w:rPr>
-        <w:t xml:space="preserve">只报数、不判的参考量：升温到位用时（集总）、整片热稳定、局部热稳定、法兰最高温、升温期法兰−管峰值、管↔法兰热收支。</w:t>
+        <w:t xml:space="preserve">只报数、不判的参考量：升温到位用时（集总）、整片热稳定、局部热稳定、法兰最高温、法兰</w:t>
+      </w:r>
+      <w:r>
+        <w:t xml:space="preserve"> </w:t>
+      </w:r>
+      <w:r>
+        <w:rPr>
+          <w:rFonts w:hint="eastAsia"/>
+        </w:rPr>
+        <w:t xml:space="preserve">J_max（场逐点峰值，只作诊断；那一行印的</w:t>
+      </w:r>
+      <w:r>
+        <w:t xml:space="preserve"> /10 </w:t>
+      </w:r>
+      <w:r>
+        <w:rPr>
+          <w:rFonts w:hint="eastAsia"/>
+        </w:rPr>
+        <w:t xml:space="preserve">是标尺不是限值）、升温期法兰−管峰值、管↔法兰热收支。</w:t>
       </w:r>
     </w:p>
     <w:bookmarkEnd w:id="40"/>
@@ -3022,46 +3094,13 @@
         <w:t xml:space="preserve"> </w:t>
       </w:r>
       <w:r>
-        <w:rPr>
-          <w:rFonts w:hint="eastAsia"/>
-        </w:rPr>
-        <w:t xml:space="preserve">曾经用</w:t>
-      </w:r>
-      <w:r>
-        <w:t xml:space="preserve"> </w:t>
-      </w:r>
-      <w:r>
-        <w:rPr>
-          <w:rFonts w:hint="eastAsia"/>
-        </w:rPr>
-        <w:t xml:space="preserve">0.02～0.08</w:t>
-      </w:r>
-      <w:r>
-        <w:t xml:space="preserve"> K </w:t>
-      </w:r>
-      <w:r>
-        <w:rPr>
-          <w:rFonts w:hint="eastAsia"/>
-        </w:rPr>
-        <w:t xml:space="preserve">的差别决定了约</w:t>
-      </w:r>
-      <w:r>
-        <w:t xml:space="preserve"> 700 g </w:t>
-      </w:r>
-      <w:r>
-        <w:rPr>
-          <w:rFonts w:hint="eastAsia"/>
-        </w:rPr>
-        <w:t xml:space="preserve">铂金，而那点温差只对应</w:t>
-      </w:r>
-      <w:r>
-        <w:t xml:space="preserve"> 14 </w:t>
-      </w:r>
-      <w:r>
-        <w:rPr>
-          <w:rFonts w:hint="eastAsia"/>
-        </w:rPr>
-        <w:t xml:space="preserve">mW，现场任何仪器都测不出来。看到</w:t>
+        <w:t xml:space="preserve">0.05 K </w:t>
+      </w:r>
+      <w:r>
+        <w:rPr>
+          <w:rFonts w:hint="eastAsia"/>
+        </w:rPr>
+        <w:t xml:space="preserve">量级的温差只对应十几毫瓦，现场任何仪器都分辨不出来，不能拿它判过与不过。看到</w:t>
       </w:r>
       <w:r>
         <w:t xml:space="preserve"> ✓ </w:t>
@@ -3101,7 +3140,34 @@
         <w:rPr>
           <w:rFonts w:hint="eastAsia"/>
         </w:rPr>
-        <w:t xml:space="preserve">mm）上算的；加密复算后的值才是能拿去决定的数。判据只有三态：过／不过／无法判定，无法判定一律不算通过。</w:t>
+        <w:t xml:space="preserve">mm）上算的；加密复算后的值才是能拿去决定的数（盘</w:t>
+      </w:r>
+      <w:r>
+        <w:t xml:space="preserve"> Ø56 </w:t>
+      </w:r>
+      <w:r>
+        <w:rPr>
+          <w:rFonts w:hint="eastAsia"/>
+        </w:rPr>
+        <w:t xml:space="preserve">案例：粗网格全过，加密到</w:t>
+      </w:r>
+      <w:r>
+        <w:t xml:space="preserve"> 0.125 mm </w:t>
+      </w:r>
+      <w:r>
+        <w:rPr>
+          <w:rFonts w:hint="eastAsia"/>
+        </w:rPr>
+        <w:t xml:space="preserve">法兰增量温降</w:t>
+      </w:r>
+      <w:r>
+        <w:t xml:space="preserve"> 11.76 K </w:t>
+      </w:r>
+      <w:r>
+        <w:rPr>
+          <w:rFonts w:hint="eastAsia"/>
+        </w:rPr>
+        <w:t xml:space="preserve">越限，重解后才过）。判据只有三态：过／不过／无法判定，无法判定一律不算通过。</w:t>
       </w:r>
     </w:p>
     <w:bookmarkEnd w:id="42"/>
@@ -3918,7 +3984,7 @@
           <wp:inline>
             <wp:extent cx="5334000" cy="2980283"/>
             <wp:effectExtent b="0" l="0" r="0" t="0"/>
-            <wp:docPr descr="图 9　用户手画的侧 Y 形交给求解器定旋钮后出的 3DM（2 段 3 片，Rhino 8 着色）：舌根圆角三角槽，槽两侧是按 J 加厚的叉臂。" title="" id="47" name="Picture"/>
+            <wp:docPr descr="图 9　用户手画的侧 Y 形交给求解器定旋钮后出的 3DM（2 段 3 片，Rhino 8 着色）：从舌根伸到舌片中段的圆角三角槽，槽两侧是按 J 加厚的叉臂。只作形状图，未做第 6 节的重量对账，不是交付件。" title="" id="47" name="Picture"/>
             <a:graphic>
               <a:graphicData uri="http://schemas.openxmlformats.org/drawingml/2006/picture">
                 <pic:pic>
@@ -4018,7 +4084,7 @@
         <w:rPr>
           <w:rFonts w:hint="eastAsia"/>
         </w:rPr>
-        <w:t xml:space="preserve">着色）：舌根圆角三角槽，槽两侧是按</w:t>
+        <w:t xml:space="preserve">着色）：从舌根伸到舌片中段的圆角三角槽，槽两侧是按</w:t>
       </w:r>
       <w:r>
         <w:t xml:space="preserve"> J </w:t>
@@ -4027,7 +4093,16 @@
         <w:rPr>
           <w:rFonts w:hint="eastAsia"/>
         </w:rPr>
-        <w:t xml:space="preserve">加厚的叉臂。</w:t>
+        <w:t xml:space="preserve">加厚的叉臂。只作形状图，未做第</w:t>
+      </w:r>
+      <w:r>
+        <w:t xml:space="preserve"> 6 </w:t>
+      </w:r>
+      <w:r>
+        <w:rPr>
+          <w:rFonts w:hint="eastAsia"/>
+        </w:rPr>
+        <w:t xml:space="preserve">节的重量对账，不是交付件。</w:t>
       </w:r>
     </w:p>
     <w:p>
@@ -4340,7 +4415,7 @@
           <wp:inline>
             <wp:extent cx="5334000" cy="3048000"/>
             <wp:effectExtent b="0" l="0" r="0" t="0"/>
-            <wp:docPr descr="图 13　挖孔前：共用片温度场。舌保温 6.3 mm 才守住法兰增量温降 9.97 K。" title="" id="59" name="Picture"/>
+            <wp:docPr descr="图 13　挖孔前：共用片温度场。舌保温从 0.30 起二分，落在 6.3 mm（法兰增量温降 9.97 K ≤ 10）。" title="" id="59" name="Picture"/>
             <a:graphic>
               <a:graphicData uri="http://schemas.openxmlformats.org/drawingml/2006/picture">
                 <pic:pic>
@@ -4395,19 +4470,34 @@
         <w:rPr>
           <w:rFonts w:hint="eastAsia"/>
         </w:rPr>
-        <w:t xml:space="preserve">挖孔前：共用片温度场。舌保温</w:t>
-      </w:r>
-      <w:r>
-        <w:t xml:space="preserve"> 6.3 mm </w:t>
-      </w:r>
-      <w:r>
-        <w:rPr>
-          <w:rFonts w:hint="eastAsia"/>
-        </w:rPr>
-        <w:t xml:space="preserve">才守住法兰增量温降</w:t>
-      </w:r>
-      <w:r>
-        <w:t xml:space="preserve"> 9.97 K。</w:t>
+        <w:t xml:space="preserve">挖孔前：共用片温度场。舌保温从</w:t>
+      </w:r>
+      <w:r>
+        <w:t xml:space="preserve"> 0.30 </w:t>
+      </w:r>
+      <w:r>
+        <w:rPr>
+          <w:rFonts w:hint="eastAsia"/>
+        </w:rPr>
+        <w:t xml:space="preserve">起二分，落在</w:t>
+      </w:r>
+      <w:r>
+        <w:t xml:space="preserve"> 6.3 </w:t>
+      </w:r>
+      <w:r>
+        <w:rPr>
+          <w:rFonts w:hint="eastAsia"/>
+        </w:rPr>
+        <w:t xml:space="preserve">mm（法兰增量温降</w:t>
+      </w:r>
+      <w:r>
+        <w:t xml:space="preserve"> 9.97 K ≤ </w:t>
+      </w:r>
+      <w:r>
+        <w:rPr>
+          <w:rFonts w:hint="eastAsia"/>
+        </w:rPr>
+        <w:t xml:space="preserve">10）。</w:t>
       </w:r>
     </w:p>
     <w:p>
@@ -4419,7 +4509,7 @@
           <wp:inline>
             <wp:extent cx="5334000" cy="3048000"/>
             <wp:effectExtent b="0" l="0" r="0" t="0"/>
-            <wp:docPr descr="图 14　挖孔后：共用片温度场。槽去掉了那一块两面的散热面，舌保温 3.6 mm 就守住 9.71 K。" title="" id="62" name="Picture"/>
+            <wp:docPr descr="图 14　挖孔后：共用片温度场。槽去掉了那一块两面的保温面；舌保温同样从 0.30 起二分，落在 3.6 mm（9.71 K ≤ 10）。" title="" id="62" name="Picture"/>
             <a:graphic>
               <a:graphicData uri="http://schemas.openxmlformats.org/drawingml/2006/picture">
                 <pic:pic>
@@ -4474,19 +4564,34 @@
         <w:rPr>
           <w:rFonts w:hint="eastAsia"/>
         </w:rPr>
-        <w:t xml:space="preserve">挖孔后：共用片温度场。槽去掉了那一块两面的散热面，舌保温</w:t>
-      </w:r>
-      <w:r>
-        <w:t xml:space="preserve"> 3.6 mm </w:t>
-      </w:r>
-      <w:r>
-        <w:rPr>
-          <w:rFonts w:hint="eastAsia"/>
-        </w:rPr>
-        <w:t xml:space="preserve">就守住</w:t>
-      </w:r>
-      <w:r>
-        <w:t xml:space="preserve"> 9.71 K。</w:t>
+        <w:t xml:space="preserve">挖孔后：共用片温度场。槽去掉了那一块两面的保温面；舌保温同样从</w:t>
+      </w:r>
+      <w:r>
+        <w:t xml:space="preserve"> 0.30 </w:t>
+      </w:r>
+      <w:r>
+        <w:rPr>
+          <w:rFonts w:hint="eastAsia"/>
+        </w:rPr>
+        <w:t xml:space="preserve">起二分，落在</w:t>
+      </w:r>
+      <w:r>
+        <w:t xml:space="preserve"> 3.6 </w:t>
+      </w:r>
+      <w:r>
+        <w:rPr>
+          <w:rFonts w:hint="eastAsia"/>
+        </w:rPr>
+        <w:t xml:space="preserve">mm（9.71</w:t>
+      </w:r>
+      <w:r>
+        <w:t xml:space="preserve"> K ≤ </w:t>
+      </w:r>
+      <w:r>
+        <w:rPr>
+          <w:rFonts w:hint="eastAsia"/>
+        </w:rPr>
+        <w:t xml:space="preserve">10）。</w:t>
       </w:r>
     </w:p>
     <w:p>
@@ -4524,7 +4629,16 @@
         <w:rPr>
           <w:rFonts w:hint="eastAsia"/>
         </w:rPr>
-        <w:t xml:space="preserve">加厚兜底）；槽去掉了一块散热面，同一锥形舌片的舌保温从</w:t>
+        <w:t xml:space="preserve">加厚兜底）；同一锥形舌片开槽并按</w:t>
+      </w:r>
+      <w:r>
+        <w:t xml:space="preserve"> J </w:t>
+      </w:r>
+      <w:r>
+        <w:rPr>
+          <w:rFonts w:hint="eastAsia"/>
+        </w:rPr>
+        <w:t xml:space="preserve">加厚叉臂后，舌保温从</w:t>
       </w:r>
       <w:r>
         <w:t xml:space="preserve"> </w:t>
@@ -4542,7 +4656,7 @@
         <w:rPr>
           <w:rFonts w:hint="eastAsia"/>
         </w:rPr>
-        <w:t xml:space="preserve">减到</w:t>
+        <w:t xml:space="preserve">降到</w:t>
       </w:r>
       <w:r>
         <w:t xml:space="preserve"> </w:t>
@@ -4578,7 +4692,70 @@
         <w:rPr>
           <w:rFonts w:hint="eastAsia"/>
         </w:rPr>
-        <w:t xml:space="preserve">2741.9，槽挖掉的料减去叉臂补回的料）。两案例的法兰增量温降</w:t>
+        <w:t xml:space="preserve">2741.9，槽挖掉的料减去叉臂补回的料）。少抽热来自槽去掉的一块保温面与叉臂略高的自热两处（模型里槽壁不散热，实物会打折）。把舌保温钉在挖孔前的</w:t>
+      </w:r>
+      <w:r>
+        <w:t xml:space="preserve"> </w:t>
+      </w:r>
+      <w:r>
+        <w:rPr>
+          <w:rFonts w:hint="eastAsia"/>
+        </w:rPr>
+        <w:t xml:space="preserve">9.3／6.3／18.2</w:t>
+      </w:r>
+      <w:r>
+        <w:t xml:space="preserve"> </w:t>
+      </w:r>
+      <w:r>
+        <w:rPr>
+          <w:rFonts w:hint="eastAsia"/>
+        </w:rPr>
+        <w:t xml:space="preserve">再解一次，开槽后三片抽热各少</w:t>
+      </w:r>
+      <w:r>
+        <w:t xml:space="preserve"> </w:t>
+      </w:r>
+      <w:r>
+        <w:rPr>
+          <w:rFonts w:hint="eastAsia"/>
+        </w:rPr>
+        <w:t xml:space="preserve">16／18／9</w:t>
+      </w:r>
+      <w:r>
+        <w:t xml:space="preserve"> </w:t>
+      </w:r>
+      <w:r>
+        <w:rPr>
+          <w:rFonts w:hint="eastAsia"/>
+        </w:rPr>
+        <w:t xml:space="preserve">W，多到热反向灌进管子（管孔净流入</w:t>
+      </w:r>
+      <w:r>
+        <w:t xml:space="preserve"> −14.3 W </w:t>
+      </w:r>
+      <w:r>
+        <w:rPr>
+          <w:rFonts w:hint="eastAsia"/>
+        </w:rPr>
+        <w:t xml:space="preserve">不过）——所以挖孔后的舌保温必须更薄（理论模型</w:t>
+      </w:r>
+      <w:r>
+        <w:t xml:space="preserve"> v6.1 </w:t>
+      </w:r>
+      <w:r>
+        <w:rPr>
+          <w:rFonts w:hint="eastAsia"/>
+        </w:rPr>
+        <w:t xml:space="preserve">第</w:t>
+      </w:r>
+      <w:r>
+        <w:t xml:space="preserve"> 10.6 </w:t>
+      </w:r>
+      <w:r>
+        <w:rPr>
+          <w:rFonts w:hint="eastAsia"/>
+        </w:rPr>
+        <w:t xml:space="preserve">节「同保温对照」）。两案例的法兰增量温降</w:t>
       </w:r>
       <w:r>
         <w:t xml:space="preserve"> 9.97 </w:t>
@@ -4627,9 +4804,9 @@
       <w:r>
         <w:drawing>
           <wp:inline>
-            <wp:extent cx="5334000" cy="2211658"/>
+            <wp:extent cx="5334000" cy="1886414"/>
             <wp:effectExtent b="0" l="0" r="0" t="0"/>
-            <wp:docPr descr="图 15　形状搜索与对照案例的铂重（同一对照工况；与 3 段现役记录不可直接比）。" title="" id="65" name="Picture"/>
+            <wp:docPr descr="图 15　形状搜索结果与你手画 Y 形的铂重（同一对照工况；与 3 段现役记录不可直接比）。" title="" id="65" name="Picture"/>
             <a:graphic>
               <a:graphicData uri="http://schemas.openxmlformats.org/drawingml/2006/picture">
                 <pic:pic>
@@ -4648,7 +4825,7 @@
                   <pic:spPr bwMode="auto">
                     <a:xfrm>
                       <a:off x="0" y="0"/>
-                      <a:ext cx="5334000" cy="2211658"/>
+                      <a:ext cx="5334000" cy="1886414"/>
                     </a:xfrm>
                     <a:prstGeom prst="rect">
                       <a:avLst/>
@@ -4684,7 +4861,16 @@
         <w:rPr>
           <w:rFonts w:hint="eastAsia"/>
         </w:rPr>
-        <w:t xml:space="preserve">形状搜索与对照案例的铂重（同一对照工况；与</w:t>
+        <w:t xml:space="preserve">形状搜索结果与你手画</w:t>
+      </w:r>
+      <w:r>
+        <w:t xml:space="preserve"> Y </w:t>
+      </w:r>
+      <w:r>
+        <w:rPr>
+          <w:rFonts w:hint="eastAsia"/>
+        </w:rPr>
+        <w:t xml:space="preserve">形的铂重（同一对照工况；与</w:t>
       </w:r>
       <w:r>
         <w:t xml:space="preserve"> 3 </w:t>
@@ -4939,6 +5125,95 @@
               <w:rPr>
                 <w:rFonts w:hint="eastAsia"/>
               </w:rPr>
+              <w:t xml:space="preserve">形状（固定）</w:t>
+            </w:r>
+          </w:p>
+        </w:tc>
+        <w:tc>
+          <w:tcPr/>
+          <w:p>
+            <w:pPr>
+              <w:pStyle w:val="Compact"/>
+              <w:jc w:val="left"/>
+            </w:pPr>
+            <w:r>
+              <w:rPr>
+                <w:rFonts w:hint="eastAsia"/>
+              </w:rPr>
+              <w:t xml:space="preserve">Ø56，舌</w:t>
+            </w:r>
+            <w:r>
+              <w:t xml:space="preserve"> 140 × 56 </w:t>
+            </w:r>
+            <w:r>
+              <w:rPr>
+                <w:rFonts w:hint="eastAsia"/>
+              </w:rPr>
+              <w:t xml:space="preserve">等宽</w:t>
+            </w:r>
+          </w:p>
+        </w:tc>
+        <w:tc>
+          <w:tcPr/>
+          <w:p>
+            <w:pPr>
+              <w:pStyle w:val="Compact"/>
+              <w:jc w:val="left"/>
+            </w:pPr>
+            <w:r>
+              <w:rPr>
+                <w:rFonts w:hint="eastAsia"/>
+              </w:rPr>
+              <w:t xml:space="preserve">Ø56，舌</w:t>
+            </w:r>
+            <w:r>
+              <w:t xml:space="preserve"> 146 × 30 </w:t>
+            </w:r>
+            <w:r>
+              <w:rPr>
+                <w:rFonts w:hint="eastAsia"/>
+              </w:rPr>
+              <w:t xml:space="preserve">锥形，从舌根伸到舌片中段的圆角三角槽</w:t>
+            </w:r>
+          </w:p>
+        </w:tc>
+        <w:tc>
+          <w:tcPr/>
+          <w:p>
+            <w:pPr>
+              <w:pStyle w:val="Compact"/>
+              <w:jc w:val="left"/>
+            </w:pPr>
+            <w:r>
+              <w:rPr>
+                <w:rFonts w:hint="eastAsia"/>
+              </w:rPr>
+              <w:t xml:space="preserve">Ø56，舌</w:t>
+            </w:r>
+            <w:r>
+              <w:t xml:space="preserve"> 146 × 30 </w:t>
+            </w:r>
+            <w:r>
+              <w:rPr>
+                <w:rFonts w:hint="eastAsia"/>
+              </w:rPr>
+              <w:t xml:space="preserve">锥形，无槽</w:t>
+            </w:r>
+          </w:p>
+        </w:tc>
+      </w:tr>
+      <w:tr>
+        <w:tc>
+          <w:tcPr/>
+          <w:p>
+            <w:pPr>
+              <w:pStyle w:val="Compact"/>
+              <w:jc w:val="left"/>
+            </w:pPr>
+            <w:r>
+              <w:rPr>
+                <w:rFonts w:hint="eastAsia"/>
+              </w:rPr>
               <w:t xml:space="preserve">板厚</w:t>
             </w:r>
             <w:r>
@@ -5276,7 +5551,25 @@
               <w:t xml:space="preserve">图上</w:t>
             </w:r>
             <w:r>
-              <w:t xml:space="preserve"> 3.0 →</w:t>
+              <w:t xml:space="preserve"> </w:t>
+            </w:r>
+            <w:r>
+              <w:rPr>
+                <w:rFonts w:hint="eastAsia"/>
+              </w:rPr>
+              <w:t xml:space="preserve">3.0（只解一次）；求解从</w:t>
+            </w:r>
+            <w:r>
+              <w:t xml:space="preserve"> 0.30 </w:t>
+            </w:r>
+            <w:r>
+              <w:rPr>
+                <w:rFonts w:hint="eastAsia"/>
+              </w:rPr>
+              <w:t xml:space="preserve">起</w:t>
+            </w:r>
+            <w:r>
+              <w:t xml:space="preserve"> →</w:t>
             </w:r>
             <w:r>
               <w:t xml:space="preserve"> </w:t>
@@ -5748,7 +6041,7 @@
               <w:rPr>
                 <w:rFonts w:hint="eastAsia"/>
               </w:rPr>
-              <w:t xml:space="preserve">累计</w:t>
+              <w:t xml:space="preserve">重解</w:t>
             </w:r>
             <w:r>
               <w:t xml:space="preserve"> 125 </w:t>
@@ -5757,10 +6050,28 @@
               <w:rPr>
                 <w:rFonts w:hint="eastAsia"/>
               </w:rPr>
-              <w:t xml:space="preserve">次／约</w:t>
-            </w:r>
-            <w:r>
-              <w:t xml:space="preserve"> 105 </w:t>
+              <w:t xml:space="preserve">次／61</w:t>
+            </w:r>
+            <w:r>
+              <w:t xml:space="preserve"> </w:t>
+            </w:r>
+            <w:r>
+              <w:rPr>
+                <w:rFonts w:hint="eastAsia"/>
+              </w:rPr>
+              <w:t xml:space="preserve">分；从头累计约</w:t>
+            </w:r>
+            <w:r>
+              <w:t xml:space="preserve"> 202 </w:t>
+            </w:r>
+            <w:r>
+              <w:rPr>
+                <w:rFonts w:hint="eastAsia"/>
+              </w:rPr>
+              <w:t xml:space="preserve">次／105</w:t>
+            </w:r>
+            <w:r>
+              <w:t xml:space="preserve"> </w:t>
             </w:r>
             <w:r>
               <w:rPr>
@@ -5784,7 +6095,7 @@
               <w:rPr>
                 <w:rFonts w:hint="eastAsia"/>
               </w:rPr>
-              <w:t xml:space="preserve">细网格重解</w:t>
+              <w:t xml:space="preserve">重解</w:t>
             </w:r>
             <w:r>
               <w:t xml:space="preserve"> </w:t>
@@ -5959,7 +6270,25 @@
         <w:rPr>
           <w:rFonts w:hint="eastAsia"/>
         </w:rPr>
-        <w:t xml:space="preserve">K，求解器抬到</w:t>
+        <w:t xml:space="preserve">K；求解器不用这个</w:t>
+      </w:r>
+      <w:r>
+        <w:t xml:space="preserve"> 3 </w:t>
+      </w:r>
+      <w:r>
+        <w:rPr>
+          <w:rFonts w:hint="eastAsia"/>
+        </w:rPr>
+        <w:t xml:space="preserve">mm，从下角</w:t>
+      </w:r>
+      <w:r>
+        <w:t xml:space="preserve"> 0.30 </w:t>
+      </w:r>
+      <w:r>
+        <w:rPr>
+          <w:rFonts w:hint="eastAsia"/>
+        </w:rPr>
+        <w:t xml:space="preserve">起二分，落在</w:t>
       </w:r>
       <w:r>
         <w:t xml:space="preserve"> </w:t>
@@ -5971,13 +6300,13 @@
         <w:t xml:space="preserve">5.7～11.7</w:t>
       </w:r>
       <w:r>
-        <w:t xml:space="preserve"> mm </w:t>
-      </w:r>
-      <w:r>
-        <w:rPr>
-          <w:rFonts w:hint="eastAsia"/>
-        </w:rPr>
-        <w:t xml:space="preserve">才过；Y</w:t>
+        <w:t xml:space="preserve"> </w:t>
+      </w:r>
+      <w:r>
+        <w:rPr>
+          <w:rFonts w:hint="eastAsia"/>
+        </w:rPr>
+        <w:t xml:space="preserve">mm；Y</w:t>
       </w:r>
       <w:r>
         <w:t xml:space="preserve"> </w:t>
@@ -7620,21 +7949,21 @@
               <w:rPr>
                 <w:rFonts w:hint="eastAsia"/>
               </w:rPr>
-              <w:t xml:space="preserve">输入页改盘径／舌宽／管壁／锥形／解法，再点核算整线</w:t>
-            </w:r>
-          </w:p>
-        </w:tc>
-        <w:tc>
-          <w:tcPr/>
-          <w:p>
-            <w:pPr>
-              <w:pStyle w:val="Compact"/>
-            </w:pPr>
-            <w:r>
-              <w:rPr>
-                <w:rFonts w:hint="eastAsia"/>
-              </w:rPr>
-              <w:t xml:space="preserve">判据表最上面先说过没过、先解决哪一条</w:t>
+              <w:t xml:space="preserve">输入页改盘径／舌宽／管壁／锥形／解法</w:t>
+            </w:r>
+          </w:p>
+        </w:tc>
+        <w:tc>
+          <w:tcPr/>
+          <w:p>
+            <w:pPr>
+              <w:pStyle w:val="Compact"/>
+            </w:pPr>
+            <w:r>
+              <w:rPr>
+                <w:rFonts w:hint="eastAsia"/>
+              </w:rPr>
+              <w:t xml:space="preserve">改完停手一秒多会自己重算；要判据表说「先解决哪一条」就再点核算整线</w:t>
             </w:r>
           </w:p>
         </w:tc>
@@ -8673,7 +9002,25 @@
               <w:rPr>
                 <w:rFonts w:hint="eastAsia"/>
               </w:rPr>
-              <w:t xml:space="preserve">它保证「过」，不保证比记录省；从更好的起点重搜或在下拉里挑</w:t>
+              <w:t xml:space="preserve">它保证「过」，不保证比记录省；到</w:t>
+            </w:r>
+            <w:r>
+              <w:t xml:space="preserve"> ① </w:t>
+            </w:r>
+            <w:r>
+              <w:rPr>
+                <w:rFonts w:hint="eastAsia"/>
+              </w:rPr>
+              <w:t xml:space="preserve">页换一个盘径／舌宽再搜，或在「搜形状结果</w:t>
+            </w:r>
+            <w:r>
+              <w:t xml:space="preserve"> </w:t>
+            </w:r>
+            <w:r>
+              <w:rPr>
+                <w:rFonts w:hint="eastAsia"/>
+              </w:rPr>
+              <w:t xml:space="preserve">▾」里挑</w:t>
             </w:r>
           </w:p>
         </w:tc>

--- a/docs/Pt_工程师版_v6.1.docx
+++ b/docs/Pt_工程师版_v6.1.docx
@@ -78,7 +78,7 @@
         <w:p>
           <w:r>
             <w:fldChar w:fldCharType="begin" w:dirty="true"/>
-            <w:instrText xml:space="preserve">TOC \o "1-2" \h \z \u</w:instrText>
+            <w:instrText xml:space="preserve">TOC \o "1-3" \h \z \u</w:instrText>
             <w:fldChar w:fldCharType="separate"/>
             <w:fldChar w:fldCharType="end"/>
           </w:r>
@@ -7728,7 +7728,7 @@
       </w:r>
     </w:p>
     <w:bookmarkEnd w:id="79"/>
-    <w:bookmarkStart w:id="85" w:name="app-怎么用"/>
+    <w:bookmarkStart w:id="86" w:name="app-怎么用"/>
     <w:p>
       <w:pPr>
         <w:pStyle w:val="Heading1"/>
@@ -9027,8 +9027,153 @@
       </w:tr>
     </w:tbl>
     <w:bookmarkEnd w:id="84"/>
+    <w:bookmarkStart w:id="85" w:name="配套清单与安装报告v6.1-补"/>
+    <w:p>
+      <w:pPr>
+        <w:pStyle w:val="Heading2"/>
+      </w:pPr>
+      <w:r>
+        <w:t xml:space="preserve">6.1 </w:t>
+      </w:r>
+      <w:r>
+        <w:rPr>
+          <w:rFonts w:hint="eastAsia"/>
+        </w:rPr>
+        <w:t xml:space="preserve">配套清单与安装报告（v6.1</w:t>
+      </w:r>
+      <w:r>
+        <w:t xml:space="preserve"> </w:t>
+      </w:r>
+      <w:r>
+        <w:rPr>
+          <w:rFonts w:hint="eastAsia"/>
+        </w:rPr>
+        <w:t xml:space="preserve">补）</w:t>
+      </w:r>
+    </w:p>
+    <w:p>
+      <w:pPr>
+        <w:pStyle w:val="FirstParagraph"/>
+      </w:pPr>
+      <w:r>
+        <w:rPr>
+          <w:rFonts w:hint="eastAsia"/>
+        </w:rPr>
+        <w:t xml:space="preserve">算完整线，「③</w:t>
+      </w:r>
+      <w:r>
+        <w:t xml:space="preserve"> </w:t>
+      </w:r>
+      <w:r>
+        <w:rPr>
+          <w:rFonts w:hint="eastAsia"/>
+        </w:rPr>
+        <w:t xml:space="preserve">结果与出图」页多出两个页签。</w:t>
+      </w:r>
+      <w:r>
+        <w:rPr>
+          <w:rFonts w:hint="eastAsia"/>
+          <w:b/>
+          <w:bCs/>
+        </w:rPr>
+        <w:t xml:space="preserve">配套清单</w:t>
+      </w:r>
+      <w:r>
+        <w:rPr>
+          <w:rFonts w:hint="eastAsia"/>
+        </w:rPr>
+        <w:t xml:space="preserve">逐片给：铜排截面（载流</w:t>
+      </w:r>
+      <w:r>
+        <w:t xml:space="preserve"> </w:t>
+      </w:r>
+      <w:r>
+        <w:rPr>
+          <w:rFonts w:hint="eastAsia"/>
+        </w:rPr>
+        <w:t xml:space="preserve">I/J许用</w:t>
+      </w:r>
+      <w:r>
+        <w:t xml:space="preserve"> </w:t>
+      </w:r>
+      <w:r>
+        <w:rPr>
+          <w:rFonts w:hint="eastAsia"/>
+        </w:rPr>
+        <w:t xml:space="preserve">与导热</w:t>
+      </w:r>
+      <w:r>
+        <w:t xml:space="preserve"> Q·L/(k·ΔT) </w:t>
+      </w:r>
+      <w:r>
+        <w:rPr>
+          <w:rFonts w:hint="eastAsia"/>
+        </w:rPr>
+        <w:t xml:space="preserve">取大）、铜排规格（宽</w:t>
+      </w:r>
+      <w:r>
+        <w:t xml:space="preserve"> = </w:t>
+      </w:r>
+      <w:r>
+        <w:rPr>
+          <w:rFonts w:hint="eastAsia"/>
+        </w:rPr>
+        <w:t xml:space="preserve">舌端宽，厚向上取到</w:t>
+      </w:r>
+      <w:r>
+        <w:t xml:space="preserve"> 0.5 </w:t>
+      </w:r>
+      <w:r>
+        <w:rPr>
+          <w:rFonts w:hint="eastAsia"/>
+        </w:rPr>
+        <w:t xml:space="preserve">mm）、铜排电流密度、压接段长、夹持温度（参数表给定，或按铜排热导算出）、铜排带走的热、舌保温厚度与覆盖范围（圆盘切点到压接段前；压接段被铜排夹住不包）、焊脚（=</w:t>
+      </w:r>
+      <w:r>
+        <w:t xml:space="preserve"> </w:t>
+      </w:r>
+      <w:r>
+        <w:rPr>
+          <w:rFonts w:hint="eastAsia"/>
+        </w:rPr>
+        <w:t xml:space="preserve">max(板厚,</w:t>
+      </w:r>
+      <w:r>
+        <w:t xml:space="preserve"> </w:t>
+      </w:r>
+      <w:r>
+        <w:rPr>
+          <w:rFonts w:hint="eastAsia"/>
+        </w:rPr>
+        <w:t xml:space="preserve">壁厚)）；通用行给圆盘双面保温、管保温、端部额外保温、铜排到冷端长度与冷端温度、焊接方法与烧穿下界。</w:t>
+      </w:r>
+      <w:r>
+        <w:rPr>
+          <w:rFonts w:hint="eastAsia"/>
+          <w:b/>
+          <w:bCs/>
+        </w:rPr>
+        <w:t xml:space="preserve">安装报告</w:t>
+      </w:r>
+      <w:r>
+        <w:rPr>
+          <w:rFonts w:hint="eastAsia"/>
+        </w:rPr>
+        <w:t xml:space="preserve">十节：整线概要、供电、法兰逐片、配套清单、保温、焊接与加工、升温与运行、判据表、出图与文件、待现场确认；点「导出安装报告」存成</w:t>
+      </w:r>
+      <w:r>
+        <w:t xml:space="preserve"> </w:t>
+      </w:r>
+      <w:r>
+        <w:rPr>
+          <w:rFonts w:hint="eastAsia"/>
+        </w:rPr>
+        <w:t xml:space="preserve">.md。判据没全过时报告第一行写「不可作为安装依据」。</w:t>
+      </w:r>
+    </w:p>
     <w:bookmarkEnd w:id="85"/>
-    <w:bookmarkStart w:id="86" w:name="现场还需确认的数"/>
+    <w:bookmarkEnd w:id="86"/>
+    <w:bookmarkStart w:id="87" w:name="现场还需确认的数"/>
     <w:p>
       <w:pPr>
         <w:pStyle w:val="Heading1"/>
@@ -9360,7 +9505,7 @@
         </w:tc>
       </w:tr>
     </w:tbl>
-    <w:bookmarkEnd w:id="86"/>
+    <w:bookmarkEnd w:id="87"/>
     <w:sectPr>
       <w:footnotePr>
         <w:numRestart w:val="eachSect"/>

--- a/docs/Pt_工程师版_v6.1.docx
+++ b/docs/Pt_工程师版_v6.1.docx
@@ -78,7 +78,7 @@
         <w:p>
           <w:r>
             <w:fldChar w:fldCharType="begin" w:dirty="true"/>
-            <w:instrText xml:space="preserve">TOC \o "1-3" \h \z \u</w:instrText>
+            <w:instrText xml:space="preserve">TOC \o "1-2" \h \z \u</w:instrText>
             <w:fldChar w:fldCharType="separate"/>
             <w:fldChar w:fldCharType="end"/>
           </w:r>
@@ -295,13 +295,10 @@
         <w:pStyle w:val="BodyText"/>
       </w:pPr>
       <w:r>
-        <w:t xml:space="preserve">v6.0 </w:t>
-      </w:r>
-      <w:r>
-        <w:rPr>
-          <w:rFonts w:hint="eastAsia"/>
-        </w:rPr>
-        <w:t xml:space="preserve">起，尺寸不是拍的，是一条因果链算出来的：</w:t>
+        <w:rPr>
+          <w:rFonts w:hint="eastAsia"/>
+        </w:rPr>
+        <w:t xml:space="preserve">尺寸不是拍的，是一条因果链算出来的：</w:t>
       </w:r>
       <w:r>
         <w:rPr>
@@ -568,16 +565,7 @@
               <w:rPr>
                 <w:rFonts w:hint="eastAsia"/>
               </w:rPr>
-              <w:t xml:space="preserve">按</w:t>
-            </w:r>
-            <w:r>
-              <w:t xml:space="preserve"> v6.0 </w:t>
-            </w:r>
-            <w:r>
-              <w:rPr>
-                <w:rFonts w:hint="eastAsia"/>
-              </w:rPr>
-              <w:t xml:space="preserve">链解一次（导航网格）：热学判据都过（管孔净流入</w:t>
+              <w:t xml:space="preserve">按设计因果链解一次（导航网格）：热学判据都过（管孔净流入</w:t>
             </w:r>
             <w:r>
               <w:t xml:space="preserve"> 1.1 </w:t>
@@ -664,7 +652,7 @@
           <wp:inline>
             <wp:extent cx="5334000" cy="2572870"/>
             <wp:effectExtent b="0" l="0" r="0" t="0"/>
-            <wp:docPr descr="图 1　现役记录按 v6.0 链解一次（导航网格）的判据裕度：热学有裕度，法兰截面 J 越限。" title="" id="11" name="Picture"/>
+            <wp:docPr descr="图 1　现役记录按设计因果链解一次（导航网格）的判据裕度：热学有裕度，法兰截面 J 越限。" title="" id="11" name="Picture"/>
             <a:graphic>
               <a:graphicData uri="http://schemas.openxmlformats.org/drawingml/2006/picture">
                 <pic:pic>
@@ -719,16 +707,7 @@
         <w:rPr>
           <w:rFonts w:hint="eastAsia"/>
         </w:rPr>
-        <w:t xml:space="preserve">现役记录按</w:t>
-      </w:r>
-      <w:r>
-        <w:t xml:space="preserve"> v6.0 </w:t>
-      </w:r>
-      <w:r>
-        <w:rPr>
-          <w:rFonts w:hint="eastAsia"/>
-        </w:rPr>
-        <w:t xml:space="preserve">链解一次（导航网格）的判据裕度：热学有裕度，法兰截面</w:t>
+        <w:t xml:space="preserve">现役记录按设计因果链解一次（导航网格）的判据裕度：热学有裕度，法兰截面</w:t>
       </w:r>
       <w:r>
         <w:t xml:space="preserve"> J </w:t>
@@ -1784,16 +1763,7 @@
         <w:rPr>
           <w:rFonts w:hint="eastAsia"/>
         </w:rPr>
-        <w:t xml:space="preserve">留余量」按</w:t>
-      </w:r>
-      <w:r>
-        <w:t xml:space="preserve"> v6.0 </w:t>
-      </w:r>
-      <w:r>
-        <w:rPr>
-          <w:rFonts w:hint="eastAsia"/>
-        </w:rPr>
-        <w:t xml:space="preserve">的因果链解一次（形状、厚度、保温都照记录，不调）：法兰增量温降</w:t>
+        <w:t xml:space="preserve">留余量」按设计因果链解一次（形状、厚度、保温都照记录，不调）：法兰增量温降</w:t>
       </w:r>
       <w:r>
         <w:t xml:space="preserve"> 4.7 </w:t>
@@ -2450,7 +2420,7 @@
               <w:rPr>
                 <w:rFonts w:hint="eastAsia"/>
               </w:rPr>
-              <w:t xml:space="preserve">总纲：为负即法兰比管热</w:t>
+              <w:t xml:space="preserve">设计条件：为负即法兰比管热</w:t>
             </w:r>
           </w:p>
         </w:tc>
@@ -2581,7 +2551,7 @@
               <w:rPr>
                 <w:rFonts w:hint="eastAsia"/>
               </w:rPr>
-              <w:t xml:space="preserve">业主定，按热电偶误差取</w:t>
+              <w:t xml:space="preserve">给定值，按热电偶误差取</w:t>
             </w:r>
           </w:p>
         </w:tc>
@@ -3447,7 +3417,7 @@
         <w:rPr>
           <w:rFonts w:hint="eastAsia"/>
         </w:rPr>
-        <w:t xml:space="preserve">定截面的下界取大、舌保温最薄、无环无槽无孔），旋钮只增不减，每根抬到刚好过为止。你不用告诉它起点，也不用给初值。它比价的规则是：先看补得上补不上，再看每克铂买到的裕度。旋钮全部到顶仍不过，它会说「厚度到头，该改形状」。</w:t>
+        <w:t xml:space="preserve">定截面的下界取大、舌保温最薄、无环无槽无孔），旋钮只增不减，每根抬到刚好过为止。它不吃任何初值。它比价的规则是：先看补得上补不上，再看每克铂买到的裕度。旋钮全部到顶仍不过，它会说「厚度到头，该改形状」。</w:t>
       </w:r>
     </w:p>
     <w:bookmarkEnd w:id="44"/>
@@ -3954,7 +3924,7 @@
         <w:rPr>
           <w:rFonts w:hint="eastAsia"/>
         </w:rPr>
-        <w:t xml:space="preserve">g；用户手画的侧</w:t>
+        <w:t xml:space="preserve">g；侧</w:t>
       </w:r>
       <w:r>
         <w:t xml:space="preserve"> Y </w:t>
@@ -3963,7 +3933,7 @@
         <w:rPr>
           <w:rFonts w:hint="eastAsia"/>
         </w:rPr>
-        <w:t xml:space="preserve">形</w:t>
+        <w:t xml:space="preserve">形方案</w:t>
       </w:r>
       <w:r>
         <w:t xml:space="preserve"> 2741.9 </w:t>
@@ -3984,7 +3954,7 @@
           <wp:inline>
             <wp:extent cx="5334000" cy="2980283"/>
             <wp:effectExtent b="0" l="0" r="0" t="0"/>
-            <wp:docPr descr="图 9　用户手画的侧 Y 形交给求解器定旋钮后出的 3DM（2 段 3 片，Rhino 8 着色）：从舌根伸到舌片中段的圆角三角槽，槽两侧是按 J 加厚的叉臂。只作形状图，未做第 6 节的重量对账，不是交付件。" title="" id="47" name="Picture"/>
+            <wp:docPr descr="图 9　侧 Y 形方案交给求解器定旋钮后出的 3DM（2 段 3 片，Rhino 8 着色）：从舌根伸到舌片中段的圆角三角槽，槽两侧是按 J 加厚的叉臂。只作形状图，未做第 6 节的重量对账，不是交付件。" title="" id="47" name="Picture"/>
             <a:graphic>
               <a:graphicData uri="http://schemas.openxmlformats.org/drawingml/2006/picture">
                 <pic:pic>
@@ -4039,7 +4009,7 @@
         <w:rPr>
           <w:rFonts w:hint="eastAsia"/>
         </w:rPr>
-        <w:t xml:space="preserve">用户手画的侧</w:t>
+        <w:t xml:space="preserve">侧</w:t>
       </w:r>
       <w:r>
         <w:t xml:space="preserve"> Y </w:t>
@@ -4048,7 +4018,7 @@
         <w:rPr>
           <w:rFonts w:hint="eastAsia"/>
         </w:rPr>
-        <w:t xml:space="preserve">形交给求解器定旋钮后出的</w:t>
+        <w:t xml:space="preserve">形方案交给求解器定旋钮后出的</w:t>
       </w:r>
       <w:r>
         <w:t xml:space="preserve"> </w:t>
@@ -4806,7 +4776,7 @@
           <wp:inline>
             <wp:extent cx="5334000" cy="1886414"/>
             <wp:effectExtent b="0" l="0" r="0" t="0"/>
-            <wp:docPr descr="图 15　形状搜索结果与你手画 Y 形的铂重（同一对照工况；与 3 段现役记录不可直接比）。" title="" id="65" name="Picture"/>
+            <wp:docPr descr="图 15　形状搜索结果与侧 Y 形方案的铂重（同一对照工况；与 3 段现役记录不可直接比）。" title="" id="65" name="Picture"/>
             <a:graphic>
               <a:graphicData uri="http://schemas.openxmlformats.org/drawingml/2006/picture">
                 <pic:pic>
@@ -4861,7 +4831,7 @@
         <w:rPr>
           <w:rFonts w:hint="eastAsia"/>
         </w:rPr>
-        <w:t xml:space="preserve">形状搜索结果与你手画</w:t>
+        <w:t xml:space="preserve">形状搜索结果与侧</w:t>
       </w:r>
       <w:r>
         <w:t xml:space="preserve"> Y </w:t>
@@ -4870,7 +4840,7 @@
         <w:rPr>
           <w:rFonts w:hint="eastAsia"/>
         </w:rPr>
-        <w:t xml:space="preserve">形的铂重（同一对照工况；与</w:t>
+        <w:t xml:space="preserve">形方案的铂重（同一对照工况；与</w:t>
       </w:r>
       <w:r>
         <w:t xml:space="preserve"> 3 </w:t>
@@ -5005,7 +4975,7 @@
         <w:rPr>
           <w:rFonts w:hint="eastAsia"/>
         </w:rPr>
-        <w:t xml:space="preserve">定截面的下界取大、舌保温最薄、无环无槽无孔），旋钮只增不减。你画在图上的厚度只用来「解一次」看判据。</w:t>
+        <w:t xml:space="preserve">定截面的下界取大、舌保温最薄、无环无槽无孔），旋钮只增不减。图纸上的厚度只用来「解一次」看判据。</w:t>
       </w:r>
     </w:p>
     <w:tbl>
@@ -5016,9 +4986,9 @@
         <w:tblLook w:firstRow="1" w:lastRow="0" w:firstColumn="0" w:lastColumn="0" w:noHBand="0" w:noVBand="0" w:val="0020"/>
       </w:tblPr>
       <w:tblGrid>
-        <w:gridCol w:w="1540"/>
         <w:gridCol w:w="1980"/>
-        <w:gridCol w:w="2420"/>
+        <w:gridCol w:w="1980"/>
+        <w:gridCol w:w="1980"/>
         <w:gridCol w:w="1980"/>
       </w:tblGrid>
       <w:tr>
@@ -5030,7 +5000,6 @@
           <w:p>
             <w:pPr>
               <w:pStyle w:val="Compact"/>
-              <w:jc w:val="left"/>
             </w:pPr>
             <w:r>
               <w:rPr>
@@ -5045,7 +5014,6 @@
           <w:p>
             <w:pPr>
               <w:pStyle w:val="Compact"/>
-              <w:jc w:val="left"/>
             </w:pPr>
             <w:r>
               <w:rPr>
@@ -5078,7 +5046,6 @@
           <w:p>
             <w:pPr>
               <w:pStyle w:val="Compact"/>
-              <w:jc w:val="left"/>
             </w:pPr>
             <w:r>
               <w:rPr>
@@ -5093,16 +5060,15 @@
               <w:rPr>
                 <w:rFonts w:hint="eastAsia"/>
               </w:rPr>
-              <w:t xml:space="preserve">形，挖孔后（你手画的）</w:t>
-            </w:r>
-          </w:p>
-        </w:tc>
-        <w:tc>
-          <w:tcPr/>
-          <w:p>
-            <w:pPr>
-              <w:pStyle w:val="Compact"/>
-              <w:jc w:val="left"/>
+              <w:t xml:space="preserve">形方案，挖孔后</w:t>
+            </w:r>
+          </w:p>
+        </w:tc>
+        <w:tc>
+          <w:tcPr/>
+          <w:p>
+            <w:pPr>
+              <w:pStyle w:val="Compact"/>
             </w:pPr>
             <w:r>
               <w:rPr>
@@ -5119,7 +5085,6 @@
           <w:p>
             <w:pPr>
               <w:pStyle w:val="Compact"/>
-              <w:jc w:val="left"/>
             </w:pPr>
             <w:r>
               <w:rPr>
@@ -5134,7 +5099,6 @@
           <w:p>
             <w:pPr>
               <w:pStyle w:val="Compact"/>
-              <w:jc w:val="left"/>
             </w:pPr>
             <w:r>
               <w:rPr>
@@ -5158,7 +5122,6 @@
           <w:p>
             <w:pPr>
               <w:pStyle w:val="Compact"/>
-              <w:jc w:val="left"/>
             </w:pPr>
             <w:r>
               <w:rPr>
@@ -5182,7 +5145,6 @@
           <w:p>
             <w:pPr>
               <w:pStyle w:val="Compact"/>
-              <w:jc w:val="left"/>
             </w:pPr>
             <w:r>
               <w:rPr>
@@ -5208,7 +5170,6 @@
           <w:p>
             <w:pPr>
               <w:pStyle w:val="Compact"/>
-              <w:jc w:val="left"/>
             </w:pPr>
             <w:r>
               <w:rPr>
@@ -5235,7 +5196,6 @@
           <w:p>
             <w:pPr>
               <w:pStyle w:val="Compact"/>
-              <w:jc w:val="left"/>
             </w:pPr>
             <w:r>
               <w:rPr>
@@ -5273,7 +5233,6 @@
           <w:p>
             <w:pPr>
               <w:pStyle w:val="Compact"/>
-              <w:jc w:val="left"/>
             </w:pPr>
             <w:r>
               <w:rPr>
@@ -5311,7 +5270,6 @@
           <w:p>
             <w:pPr>
               <w:pStyle w:val="Compact"/>
-              <w:jc w:val="left"/>
             </w:pPr>
             <w:r>
               <w:rPr>
@@ -5342,7 +5300,6 @@
           <w:p>
             <w:pPr>
               <w:pStyle w:val="Compact"/>
-              <w:jc w:val="left"/>
             </w:pPr>
             <w:r>
               <w:rPr>
@@ -5366,7 +5323,6 @@
           <w:p>
             <w:pPr>
               <w:pStyle w:val="Compact"/>
-              <w:jc w:val="left"/>
             </w:pPr>
             <w:r>
               <w:rPr>
@@ -5381,7 +5337,6 @@
           <w:p>
             <w:pPr>
               <w:pStyle w:val="Compact"/>
-              <w:jc w:val="left"/>
             </w:pPr>
             <w:r>
               <w:rPr>
@@ -5396,7 +5351,6 @@
           <w:p>
             <w:pPr>
               <w:pStyle w:val="Compact"/>
-              <w:jc w:val="left"/>
             </w:pPr>
             <w:r>
               <w:rPr>
@@ -5413,7 +5367,6 @@
           <w:p>
             <w:pPr>
               <w:pStyle w:val="Compact"/>
-              <w:jc w:val="left"/>
             </w:pPr>
             <w:r>
               <w:rPr>
@@ -5431,7 +5384,6 @@
           <w:p>
             <w:pPr>
               <w:pStyle w:val="Compact"/>
-              <w:jc w:val="left"/>
             </w:pPr>
             <w:r>
               <w:t xml:space="preserve">—</w:t>
@@ -5443,7 +5395,6 @@
           <w:p>
             <w:pPr>
               <w:pStyle w:val="Compact"/>
-              <w:jc w:val="left"/>
             </w:pPr>
             <w:r>
               <w:rPr>
@@ -5481,7 +5432,6 @@
           <w:p>
             <w:pPr>
               <w:pStyle w:val="Compact"/>
-              <w:jc w:val="left"/>
             </w:pPr>
             <w:r>
               <w:t xml:space="preserve">—</w:t>
@@ -5495,7 +5445,6 @@
           <w:p>
             <w:pPr>
               <w:pStyle w:val="Compact"/>
-              <w:jc w:val="left"/>
             </w:pPr>
             <w:r>
               <w:rPr>
@@ -5519,7 +5468,6 @@
           <w:p>
             <w:pPr>
               <w:pStyle w:val="Compact"/>
-              <w:jc w:val="left"/>
             </w:pPr>
             <w:r>
               <w:t xml:space="preserve">0.30 →</w:t>
@@ -5542,7 +5490,6 @@
           <w:p>
             <w:pPr>
               <w:pStyle w:val="Compact"/>
-              <w:jc w:val="left"/>
             </w:pPr>
             <w:r>
               <w:rPr>
@@ -5589,7 +5536,6 @@
           <w:p>
             <w:pPr>
               <w:pStyle w:val="Compact"/>
-              <w:jc w:val="left"/>
             </w:pPr>
             <w:r>
               <w:t xml:space="preserve">0.30 →</w:t>
@@ -5614,7 +5560,6 @@
           <w:p>
             <w:pPr>
               <w:pStyle w:val="Compact"/>
-              <w:jc w:val="left"/>
             </w:pPr>
             <w:r>
               <w:rPr>
@@ -5632,7 +5577,6 @@
           <w:p>
             <w:pPr>
               <w:pStyle w:val="Compact"/>
-              <w:jc w:val="left"/>
             </w:pPr>
             <w:r>
               <w:t xml:space="preserve">→</w:t>
@@ -5654,7 +5598,6 @@
           <w:p>
             <w:pPr>
               <w:pStyle w:val="Compact"/>
-              <w:jc w:val="left"/>
             </w:pPr>
             <w:r>
               <w:rPr>
@@ -5691,7 +5634,6 @@
           <w:p>
             <w:pPr>
               <w:pStyle w:val="Compact"/>
-              <w:jc w:val="left"/>
             </w:pPr>
             <w:r>
               <w:t xml:space="preserve">→</w:t>
@@ -5715,7 +5657,6 @@
           <w:p>
             <w:pPr>
               <w:pStyle w:val="Compact"/>
-              <w:jc w:val="left"/>
             </w:pPr>
             <w:r>
               <w:rPr>
@@ -5748,7 +5689,6 @@
           <w:p>
             <w:pPr>
               <w:pStyle w:val="Compact"/>
-              <w:jc w:val="left"/>
             </w:pPr>
             <w:r>
               <w:t xml:space="preserve">→ 9.06</w:t>
@@ -5760,7 +5700,6 @@
           <w:p>
             <w:pPr>
               <w:pStyle w:val="Compact"/>
-              <w:jc w:val="left"/>
             </w:pPr>
             <w:r>
               <w:rPr>
@@ -5778,7 +5717,6 @@
           <w:p>
             <w:pPr>
               <w:pStyle w:val="Compact"/>
-              <w:jc w:val="left"/>
             </w:pPr>
             <w:r>
               <w:t xml:space="preserve">→ 9.97</w:t>
@@ -5792,7 +5730,6 @@
           <w:p>
             <w:pPr>
               <w:pStyle w:val="Compact"/>
-              <w:jc w:val="left"/>
             </w:pPr>
             <w:r>
               <w:rPr>
@@ -5825,7 +5762,6 @@
           <w:p>
             <w:pPr>
               <w:pStyle w:val="Compact"/>
-              <w:jc w:val="left"/>
             </w:pPr>
             <w:r>
               <w:t xml:space="preserve">→ 2.35</w:t>
@@ -5837,7 +5773,6 @@
           <w:p>
             <w:pPr>
               <w:pStyle w:val="Compact"/>
-              <w:jc w:val="left"/>
             </w:pPr>
             <w:r>
               <w:t xml:space="preserve">→ 3.38</w:t>
@@ -5849,7 +5784,6 @@
           <w:p>
             <w:pPr>
               <w:pStyle w:val="Compact"/>
-              <w:jc w:val="left"/>
             </w:pPr>
             <w:r>
               <w:t xml:space="preserve">→ 3.22</w:t>
@@ -5863,7 +5797,6 @@
           <w:p>
             <w:pPr>
               <w:pStyle w:val="Compact"/>
-              <w:jc w:val="left"/>
             </w:pPr>
             <w:r>
               <w:rPr>
@@ -5896,7 +5829,6 @@
           <w:p>
             <w:pPr>
               <w:pStyle w:val="Compact"/>
-              <w:jc w:val="left"/>
             </w:pPr>
             <w:r>
               <w:t xml:space="preserve">→ 9.996</w:t>
@@ -5908,7 +5840,6 @@
           <w:p>
             <w:pPr>
               <w:pStyle w:val="Compact"/>
-              <w:jc w:val="left"/>
             </w:pPr>
             <w:r>
               <w:t xml:space="preserve">→ 9.998</w:t>
@@ -5920,7 +5851,6 @@
           <w:p>
             <w:pPr>
               <w:pStyle w:val="Compact"/>
-              <w:jc w:val="left"/>
             </w:pPr>
             <w:r>
               <w:t xml:space="preserve">→ 9.981</w:t>
@@ -5934,7 +5864,6 @@
           <w:p>
             <w:pPr>
               <w:pStyle w:val="Compact"/>
-              <w:jc w:val="left"/>
             </w:pPr>
             <w:r>
               <w:rPr>
@@ -5967,7 +5896,6 @@
           <w:p>
             <w:pPr>
               <w:pStyle w:val="Compact"/>
-              <w:jc w:val="left"/>
             </w:pPr>
             <w:r>
               <w:t xml:space="preserve">→ 1.18</w:t>
@@ -5979,7 +5907,6 @@
           <w:p>
             <w:pPr>
               <w:pStyle w:val="Compact"/>
-              <w:jc w:val="left"/>
             </w:pPr>
             <w:r>
               <w:rPr>
@@ -6006,7 +5933,6 @@
           <w:p>
             <w:pPr>
               <w:pStyle w:val="Compact"/>
-              <w:jc w:val="left"/>
             </w:pPr>
             <w:r>
               <w:t xml:space="preserve">→ 1.18</w:t>
@@ -6020,7 +5946,6 @@
           <w:p>
             <w:pPr>
               <w:pStyle w:val="Compact"/>
-              <w:jc w:val="left"/>
             </w:pPr>
             <w:r>
               <w:rPr>
@@ -6035,7 +5960,6 @@
           <w:p>
             <w:pPr>
               <w:pStyle w:val="Compact"/>
-              <w:jc w:val="left"/>
             </w:pPr>
             <w:r>
               <w:rPr>
@@ -6113,7 +6037,6 @@
           <w:p>
             <w:pPr>
               <w:pStyle w:val="Compact"/>
-              <w:jc w:val="left"/>
             </w:pPr>
             <w:r>
               <w:t xml:space="preserve">64 </w:t>
@@ -6140,7 +6063,6 @@
           <w:p>
             <w:pPr>
               <w:pStyle w:val="Compact"/>
-              <w:jc w:val="left"/>
             </w:pPr>
             <w:r>
               <w:t xml:space="preserve">89 </w:t>
@@ -6169,7 +6091,6 @@
           <w:p>
             <w:pPr>
               <w:pStyle w:val="Compact"/>
-              <w:jc w:val="left"/>
             </w:pPr>
             <w:r>
               <w:rPr>
@@ -6184,7 +6105,6 @@
           <w:p>
             <w:pPr>
               <w:pStyle w:val="Compact"/>
-              <w:jc w:val="left"/>
             </w:pPr>
             <w:r>
               <w:rPr>
@@ -6202,7 +6122,6 @@
           <w:p>
             <w:pPr>
               <w:pStyle w:val="Compact"/>
-              <w:jc w:val="left"/>
             </w:pPr>
             <w:r>
               <w:rPr>
@@ -6220,7 +6139,6 @@
           <w:p>
             <w:pPr>
               <w:pStyle w:val="Compact"/>
-              <w:jc w:val="left"/>
             </w:pPr>
             <w:r>
               <w:rPr>
@@ -6252,7 +6170,7 @@
         <w:rPr>
           <w:rFonts w:hint="eastAsia"/>
         </w:rPr>
-        <w:t xml:space="preserve">定截面之后，热学缺口全由不花铂的舌保温补；你图上的</w:t>
+        <w:t xml:space="preserve">定截面之后，热学缺口全由不花铂的舌保温补；方案图上的</w:t>
       </w:r>
       <w:r>
         <w:t xml:space="preserve"> 3 mm </w:t>
@@ -7078,7 +6996,7 @@
               <w:rPr>
                 <w:rFonts w:hint="eastAsia"/>
               </w:rPr>
-              <w:t xml:space="preserve">总纲</w:t>
+              <w:t xml:space="preserve">设计条件</w:t>
             </w:r>
           </w:p>
         </w:tc>
@@ -7728,7 +7646,7 @@
       </w:r>
     </w:p>
     <w:bookmarkEnd w:id="79"/>
-    <w:bookmarkStart w:id="86" w:name="app-怎么用"/>
+    <w:bookmarkStart w:id="85" w:name="app-怎么用"/>
     <w:p>
       <w:pPr>
         <w:pStyle w:val="Heading1"/>
@@ -9027,153 +8945,8 @@
       </w:tr>
     </w:tbl>
     <w:bookmarkEnd w:id="84"/>
-    <w:bookmarkStart w:id="85" w:name="配套清单与安装报告v6.1-补"/>
-    <w:p>
-      <w:pPr>
-        <w:pStyle w:val="Heading2"/>
-      </w:pPr>
-      <w:r>
-        <w:t xml:space="preserve">6.1 </w:t>
-      </w:r>
-      <w:r>
-        <w:rPr>
-          <w:rFonts w:hint="eastAsia"/>
-        </w:rPr>
-        <w:t xml:space="preserve">配套清单与安装报告（v6.1</w:t>
-      </w:r>
-      <w:r>
-        <w:t xml:space="preserve"> </w:t>
-      </w:r>
-      <w:r>
-        <w:rPr>
-          <w:rFonts w:hint="eastAsia"/>
-        </w:rPr>
-        <w:t xml:space="preserve">补）</w:t>
-      </w:r>
-    </w:p>
-    <w:p>
-      <w:pPr>
-        <w:pStyle w:val="FirstParagraph"/>
-      </w:pPr>
-      <w:r>
-        <w:rPr>
-          <w:rFonts w:hint="eastAsia"/>
-        </w:rPr>
-        <w:t xml:space="preserve">算完整线，「③</w:t>
-      </w:r>
-      <w:r>
-        <w:t xml:space="preserve"> </w:t>
-      </w:r>
-      <w:r>
-        <w:rPr>
-          <w:rFonts w:hint="eastAsia"/>
-        </w:rPr>
-        <w:t xml:space="preserve">结果与出图」页多出两个页签。</w:t>
-      </w:r>
-      <w:r>
-        <w:rPr>
-          <w:rFonts w:hint="eastAsia"/>
-          <w:b/>
-          <w:bCs/>
-        </w:rPr>
-        <w:t xml:space="preserve">配套清单</w:t>
-      </w:r>
-      <w:r>
-        <w:rPr>
-          <w:rFonts w:hint="eastAsia"/>
-        </w:rPr>
-        <w:t xml:space="preserve">逐片给：铜排截面（载流</w:t>
-      </w:r>
-      <w:r>
-        <w:t xml:space="preserve"> </w:t>
-      </w:r>
-      <w:r>
-        <w:rPr>
-          <w:rFonts w:hint="eastAsia"/>
-        </w:rPr>
-        <w:t xml:space="preserve">I/J许用</w:t>
-      </w:r>
-      <w:r>
-        <w:t xml:space="preserve"> </w:t>
-      </w:r>
-      <w:r>
-        <w:rPr>
-          <w:rFonts w:hint="eastAsia"/>
-        </w:rPr>
-        <w:t xml:space="preserve">与导热</w:t>
-      </w:r>
-      <w:r>
-        <w:t xml:space="preserve"> Q·L/(k·ΔT) </w:t>
-      </w:r>
-      <w:r>
-        <w:rPr>
-          <w:rFonts w:hint="eastAsia"/>
-        </w:rPr>
-        <w:t xml:space="preserve">取大）、铜排规格（宽</w:t>
-      </w:r>
-      <w:r>
-        <w:t xml:space="preserve"> = </w:t>
-      </w:r>
-      <w:r>
-        <w:rPr>
-          <w:rFonts w:hint="eastAsia"/>
-        </w:rPr>
-        <w:t xml:space="preserve">舌端宽，厚向上取到</w:t>
-      </w:r>
-      <w:r>
-        <w:t xml:space="preserve"> 0.5 </w:t>
-      </w:r>
-      <w:r>
-        <w:rPr>
-          <w:rFonts w:hint="eastAsia"/>
-        </w:rPr>
-        <w:t xml:space="preserve">mm）、铜排电流密度、压接段长、夹持温度（参数表给定，或按铜排热导算出）、铜排带走的热、舌保温厚度与覆盖范围（圆盘切点到压接段前；压接段被铜排夹住不包）、焊脚（=</w:t>
-      </w:r>
-      <w:r>
-        <w:t xml:space="preserve"> </w:t>
-      </w:r>
-      <w:r>
-        <w:rPr>
-          <w:rFonts w:hint="eastAsia"/>
-        </w:rPr>
-        <w:t xml:space="preserve">max(板厚,</w:t>
-      </w:r>
-      <w:r>
-        <w:t xml:space="preserve"> </w:t>
-      </w:r>
-      <w:r>
-        <w:rPr>
-          <w:rFonts w:hint="eastAsia"/>
-        </w:rPr>
-        <w:t xml:space="preserve">壁厚)）；通用行给圆盘双面保温、管保温、端部额外保温、铜排到冷端长度与冷端温度、焊接方法与烧穿下界。</w:t>
-      </w:r>
-      <w:r>
-        <w:rPr>
-          <w:rFonts w:hint="eastAsia"/>
-          <w:b/>
-          <w:bCs/>
-        </w:rPr>
-        <w:t xml:space="preserve">安装报告</w:t>
-      </w:r>
-      <w:r>
-        <w:rPr>
-          <w:rFonts w:hint="eastAsia"/>
-        </w:rPr>
-        <w:t xml:space="preserve">十节：整线概要、供电、法兰逐片、配套清单、保温、焊接与加工、升温与运行、判据表、出图与文件、待现场确认；点「导出安装报告」存成</w:t>
-      </w:r>
-      <w:r>
-        <w:t xml:space="preserve"> </w:t>
-      </w:r>
-      <w:r>
-        <w:rPr>
-          <w:rFonts w:hint="eastAsia"/>
-        </w:rPr>
-        <w:t xml:space="preserve">.md。判据没全过时报告第一行写「不可作为安装依据」。</w:t>
-      </w:r>
-    </w:p>
     <w:bookmarkEnd w:id="85"/>
-    <w:bookmarkEnd w:id="86"/>
-    <w:bookmarkStart w:id="87" w:name="现场还需确认的数"/>
+    <w:bookmarkStart w:id="86" w:name="现场还需确认的数"/>
     <w:p>
       <w:pPr>
         <w:pStyle w:val="Heading1"/>
@@ -9505,7 +9278,7 @@
         </w:tc>
       </w:tr>
     </w:tbl>
-    <w:bookmarkEnd w:id="87"/>
+    <w:bookmarkEnd w:id="86"/>
     <w:sectPr>
       <w:footnotePr>
         <w:numRestart w:val="eachSect"/>
